--- a/word-docs/Sections_4_5_Dashboard_AI.docx
+++ b/word-docs/Sections_4_5_Dashboard_AI.docx
@@ -4,6 +4,7 @@
   <w:body>
     <w:p>
       <w:pPr>
+        <w:spacing w:after="80"/>
         <w:jc w:val="center"/>
       </w:pPr>
       <w:r>
@@ -17,15 +18,345 @@
     </w:p>
     <w:p>
       <w:pPr>
-        <w:spacing w:before="240" w:after="120"/>
+        <w:spacing w:after="200"/>
+        <w:jc w:val="center"/>
+      </w:pPr>
+      <w:r>
+        <w:rPr>
+          <w:color w:val="64748B"/>
+          <w:sz w:val="20"/>
+        </w:rPr>
+        <w:t>Assignment 04  |  Omais Siddiqui  |  April 2026</w:t>
+      </w:r>
+    </w:p>
+    <w:p>
+      <w:pPr>
+        <w:spacing w:before="200" w:after="80"/>
       </w:pPr>
       <w:r>
         <w:rPr>
           <w:b/>
           <w:color w:val="1A3A5C"/>
-          <w:sz w:val="28"/>
+          <w:sz w:val="26"/>
         </w:rPr>
-        <w:t>Section 4: Monitoring Dashboard KPIs</w:t>
+        <w:t>Website Screenshot — Monitoring Dashboard</w:t>
+      </w:r>
+    </w:p>
+    <w:p>
+      <w:pPr>
+        <w:jc w:val="center"/>
+      </w:pPr>
+      <w:r>
+        <w:drawing>
+          <wp:inline xmlns:a="http://schemas.openxmlformats.org/drawingml/2006/main" xmlns:pic="http://schemas.openxmlformats.org/drawingml/2006/picture">
+            <wp:extent cx="5943600" cy="3232186"/>
+            <wp:docPr id="1" name="Picture 1"/>
+            <wp:cNvGraphicFramePr>
+              <a:graphicFrameLocks noChangeAspect="1"/>
+            </wp:cNvGraphicFramePr>
+            <a:graphic>
+              <a:graphicData uri="http://schemas.openxmlformats.org/drawingml/2006/picture">
+                <pic:pic>
+                  <pic:nvPicPr>
+                    <pic:cNvPr id="0" name="05_Section4_Dashboard.png"/>
+                    <pic:cNvPicPr/>
+                  </pic:nvPicPr>
+                  <pic:blipFill>
+                    <a:blip r:embed="rId9"/>
+                    <a:stretch>
+                      <a:fillRect/>
+                    </a:stretch>
+                  </pic:blipFill>
+                  <pic:spPr>
+                    <a:xfrm>
+                      <a:off x="0" y="0"/>
+                      <a:ext cx="5943600" cy="3232186"/>
+                    </a:xfrm>
+                    <a:prstGeom prst="rect"/>
+                  </pic:spPr>
+                </pic:pic>
+              </a:graphicData>
+            </a:graphic>
+          </wp:inline>
+        </w:drawing>
+      </w:r>
+    </w:p>
+    <w:p>
+      <w:pPr>
+        <w:spacing w:after="200"/>
+        <w:jc w:val="center"/>
+      </w:pPr>
+      <w:r>
+        <w:rPr>
+          <w:i/>
+          <w:color w:val="64748B"/>
+          <w:sz w:val="18"/>
+        </w:rPr>
+        <w:t>Figure 5: Section 4 — Monitoring Dashboard Mock UI with KPIs</w:t>
+      </w:r>
+    </w:p>
+    <w:p>
+      <w:r>
+        <w:br w:type="page"/>
+      </w:r>
+    </w:p>
+    <w:p>
+      <w:pPr>
+        <w:spacing w:before="200" w:after="80"/>
+      </w:pPr>
+      <w:r>
+        <w:rPr>
+          <w:b/>
+          <w:color w:val="1A3A5C"/>
+          <w:sz w:val="26"/>
+        </w:rPr>
+        <w:t>Dashboard KPIs Reference</w:t>
+      </w:r>
+    </w:p>
+    <w:p>
+      <w:pPr>
+        <w:ind w:left="288"/>
+      </w:pPr>
+      <w:r>
+        <w:rPr>
+          <w:b/>
+          <w:sz w:val="21"/>
+        </w:rPr>
+        <w:t xml:space="preserve">• Total Orders Today: </w:t>
+      </w:r>
+      <w:r>
+        <w:rPr>
+          <w:sz w:val="21"/>
+        </w:rPr>
+        <w:t>4,827 | Target: N/A — volume metric | Status: Normal</w:t>
+      </w:r>
+    </w:p>
+    <w:p>
+      <w:pPr>
+        <w:ind w:left="288"/>
+      </w:pPr>
+      <w:r>
+        <w:rPr>
+          <w:b/>
+          <w:sz w:val="21"/>
+        </w:rPr>
+        <w:t xml:space="preserve">• Success Rate: </w:t>
+      </w:r>
+      <w:r>
+        <w:rPr>
+          <w:sz w:val="21"/>
+        </w:rPr>
+        <w:t>97.4% | Target: ≥ 95% | Status: Exceeds SLA</w:t>
+      </w:r>
+    </w:p>
+    <w:p>
+      <w:pPr>
+        <w:ind w:left="288"/>
+      </w:pPr>
+      <w:r>
+        <w:rPr>
+          <w:b/>
+          <w:sz w:val="21"/>
+        </w:rPr>
+        <w:t xml:space="preserve">• Failed Orders: </w:t>
+      </w:r>
+      <w:r>
+        <w:rPr>
+          <w:sz w:val="21"/>
+        </w:rPr>
+        <w:t>125 (2.6%) | Target: ≤ 5% | Status: Within Range</w:t>
+      </w:r>
+    </w:p>
+    <w:p>
+      <w:pPr>
+        <w:ind w:left="288"/>
+      </w:pPr>
+      <w:r>
+        <w:rPr>
+          <w:b/>
+          <w:sz w:val="21"/>
+        </w:rPr>
+        <w:t xml:space="preserve">• Retries Executed: </w:t>
+      </w:r>
+      <w:r>
+        <w:rPr>
+          <w:sz w:val="21"/>
+        </w:rPr>
+        <w:t>218 (4.5%) | Target: ≤ 10% | Status: Normal</w:t>
+      </w:r>
+    </w:p>
+    <w:p>
+      <w:pPr>
+        <w:ind w:left="288"/>
+      </w:pPr>
+      <w:r>
+        <w:rPr>
+          <w:b/>
+          <w:sz w:val="21"/>
+        </w:rPr>
+        <w:t xml:space="preserve">• Avg Processing Time: </w:t>
+      </w:r>
+      <w:r>
+        <w:rPr>
+          <w:sz w:val="21"/>
+        </w:rPr>
+        <w:t>1.8 min | Target: ≤ 4 min | Status: Exceeds SLA</w:t>
+      </w:r>
+    </w:p>
+    <w:p>
+      <w:pPr>
+        <w:ind w:left="288"/>
+      </w:pPr>
+      <w:r>
+        <w:rPr>
+          <w:b/>
+          <w:sz w:val="21"/>
+        </w:rPr>
+        <w:t xml:space="preserve">• Bot Uptime (30 days): </w:t>
+      </w:r>
+      <w:r>
+        <w:rPr>
+          <w:sz w:val="21"/>
+        </w:rPr>
+        <w:t>99.2% | Target: ≥ 99% | Status: Exceeds SLA</w:t>
+      </w:r>
+    </w:p>
+    <w:p>
+      <w:pPr>
+        <w:ind w:left="288"/>
+      </w:pPr>
+      <w:r>
+        <w:rPr>
+          <w:b/>
+          <w:sz w:val="21"/>
+        </w:rPr>
+        <w:t xml:space="preserve">• Queue Depth (New): </w:t>
+      </w:r>
+      <w:r>
+        <w:rPr>
+          <w:sz w:val="21"/>
+        </w:rPr>
+        <w:t>47 items | Target: &lt; 200 items | Status: Normal</w:t>
+      </w:r>
+    </w:p>
+    <w:p>
+      <w:pPr>
+        <w:ind w:left="288"/>
+      </w:pPr>
+      <w:r>
+        <w:rPr>
+          <w:b/>
+          <w:sz w:val="21"/>
+        </w:rPr>
+        <w:t xml:space="preserve">• Exception Queue: </w:t>
+      </w:r>
+      <w:r>
+        <w:rPr>
+          <w:sz w:val="21"/>
+        </w:rPr>
+        <w:t>23 items | Target: &lt; 50 items | Status: Monitor</w:t>
+      </w:r>
+    </w:p>
+    <w:p>
+      <w:pPr>
+        <w:ind w:left="288"/>
+      </w:pPr>
+      <w:r>
+        <w:rPr>
+          <w:b/>
+          <w:sz w:val="21"/>
+        </w:rPr>
+        <w:t xml:space="preserve">• Dead Letter Queue: </w:t>
+      </w:r>
+      <w:r>
+        <w:rPr>
+          <w:sz w:val="21"/>
+        </w:rPr>
+        <w:t>5 items | Target: 0 items | Status: Action Required</w:t>
+      </w:r>
+    </w:p>
+    <w:p>
+      <w:r>
+        <w:br w:type="page"/>
+      </w:r>
+    </w:p>
+    <w:p>
+      <w:pPr>
+        <w:spacing w:before="200" w:after="80"/>
+      </w:pPr>
+      <w:r>
+        <w:rPr>
+          <w:b/>
+          <w:color w:val="1A3A5C"/>
+          <w:sz w:val="26"/>
+        </w:rPr>
+        <w:t>Website Screenshot — AI-Assisted Development Section</w:t>
+      </w:r>
+    </w:p>
+    <w:p>
+      <w:pPr>
+        <w:jc w:val="center"/>
+      </w:pPr>
+      <w:r>
+        <w:drawing>
+          <wp:inline xmlns:a="http://schemas.openxmlformats.org/drawingml/2006/main" xmlns:pic="http://schemas.openxmlformats.org/drawingml/2006/picture">
+            <wp:extent cx="5943600" cy="3232186"/>
+            <wp:docPr id="2" name="Picture 2"/>
+            <wp:cNvGraphicFramePr>
+              <a:graphicFrameLocks noChangeAspect="1"/>
+            </wp:cNvGraphicFramePr>
+            <a:graphic>
+              <a:graphicData uri="http://schemas.openxmlformats.org/drawingml/2006/picture">
+                <pic:pic>
+                  <pic:nvPicPr>
+                    <pic:cNvPr id="0" name="06_Section5_AI_Usage.png"/>
+                    <pic:cNvPicPr/>
+                  </pic:nvPicPr>
+                  <pic:blipFill>
+                    <a:blip r:embed="rId10"/>
+                    <a:stretch>
+                      <a:fillRect/>
+                    </a:stretch>
+                  </pic:blipFill>
+                  <pic:spPr>
+                    <a:xfrm>
+                      <a:off x="0" y="0"/>
+                      <a:ext cx="5943600" cy="3232186"/>
+                    </a:xfrm>
+                    <a:prstGeom prst="rect"/>
+                  </pic:spPr>
+                </pic:pic>
+              </a:graphicData>
+            </a:graphic>
+          </wp:inline>
+        </w:drawing>
+      </w:r>
+    </w:p>
+    <w:p>
+      <w:pPr>
+        <w:spacing w:after="200"/>
+        <w:jc w:val="center"/>
+      </w:pPr>
+      <w:r>
+        <w:rPr>
+          <w:i/>
+          <w:color w:val="64748B"/>
+          <w:sz w:val="18"/>
+        </w:rPr>
+        <w:t>Figure 6: Section 5 — AI-Assisted Development with Claude Code (Vibe Coding)</w:t>
+      </w:r>
+    </w:p>
+    <w:p>
+      <w:pPr>
+        <w:spacing w:before="200" w:after="80"/>
+      </w:pPr>
+      <w:r>
+        <w:rPr>
+          <w:b/>
+          <w:color w:val="1A3A5C"/>
+          <w:sz w:val="26"/>
+        </w:rPr>
+        <w:t>AI-Assisted Development: Vibe Coding with Claude Code</w:t>
       </w:r>
     </w:p>
     <w:p>
@@ -34,1034 +365,128 @@
       </w:pPr>
       <w:r>
         <w:rPr>
-          <w:b w:val="0"/>
           <w:sz w:val="21"/>
         </w:rPr>
-        <w:t>The following table shows the key performance indicators tracked on the UiPath Orchestrator monitoring dashboard post-optimization.</w:t>
-      </w:r>
-    </w:p>
-    <w:tbl>
-      <w:tblPr>
-        <w:tblStyle w:val="TableGrid"/>
-        <w:tblW w:type="auto" w:w="0"/>
-        <w:tblLook w:firstColumn="1" w:firstRow="1" w:lastColumn="0" w:lastRow="0" w:noHBand="0" w:noVBand="1" w:val="04A0"/>
-      </w:tblPr>
-      <w:tblGrid>
-        <w:gridCol w:w="2340"/>
-        <w:gridCol w:w="2340"/>
-        <w:gridCol w:w="2340"/>
-        <w:gridCol w:w="2340"/>
-      </w:tblGrid>
-      <w:tr>
-        <w:tc>
-          <w:tcPr>
-            <w:tcW w:type="dxa" w:w="2340"/>
-            <w:shd w:val="clear" w:color="auto" w:fill="1a3a5c"/>
-          </w:tcPr>
-          <w:p>
-            <w:pPr>
-              <w:jc w:val="center"/>
-            </w:pPr>
-            <w:r>
-              <w:rPr>
-                <w:b/>
-                <w:color w:val="FFFFFF"/>
-                <w:sz w:val="20"/>
-              </w:rPr>
-              <w:t>KPI</w:t>
-            </w:r>
-          </w:p>
-        </w:tc>
-        <w:tc>
-          <w:tcPr>
-            <w:tcW w:type="dxa" w:w="2340"/>
-            <w:shd w:val="clear" w:color="auto" w:fill="1a3a5c"/>
-          </w:tcPr>
-          <w:p>
-            <w:pPr>
-              <w:jc w:val="center"/>
-            </w:pPr>
-            <w:r>
-              <w:rPr>
-                <w:b/>
-                <w:color w:val="FFFFFF"/>
-                <w:sz w:val="20"/>
-              </w:rPr>
-              <w:t>Value</w:t>
-            </w:r>
-          </w:p>
-        </w:tc>
-        <w:tc>
-          <w:tcPr>
-            <w:tcW w:type="dxa" w:w="2340"/>
-            <w:shd w:val="clear" w:color="auto" w:fill="1a3a5c"/>
-          </w:tcPr>
-          <w:p>
-            <w:pPr>
-              <w:jc w:val="center"/>
-            </w:pPr>
-            <w:r>
-              <w:rPr>
-                <w:b/>
-                <w:color w:val="FFFFFF"/>
-                <w:sz w:val="20"/>
-              </w:rPr>
-              <w:t>Target / SLA</w:t>
-            </w:r>
-          </w:p>
-        </w:tc>
-        <w:tc>
-          <w:tcPr>
-            <w:tcW w:type="dxa" w:w="2340"/>
-            <w:shd w:val="clear" w:color="auto" w:fill="1a3a5c"/>
-          </w:tcPr>
-          <w:p>
-            <w:pPr>
-              <w:jc w:val="center"/>
-            </w:pPr>
-            <w:r>
-              <w:rPr>
-                <w:b/>
-                <w:color w:val="FFFFFF"/>
-                <w:sz w:val="20"/>
-              </w:rPr>
-              <w:t>Status</w:t>
-            </w:r>
-          </w:p>
-        </w:tc>
-      </w:tr>
-      <w:tr>
-        <w:tc>
-          <w:tcPr>
-            <w:tcW w:type="dxa" w:w="2340"/>
-            <w:shd w:val="clear" w:color="auto" w:fill="f8fafc"/>
-          </w:tcPr>
-          <w:p>
-            <w:pPr>
-              <w:jc w:val="left"/>
-            </w:pPr>
-            <w:r>
-              <w:rPr>
-                <w:b/>
-                <w:sz w:val="20"/>
-              </w:rPr>
-              <w:t>Total Orders Today</w:t>
-            </w:r>
-          </w:p>
-        </w:tc>
-        <w:tc>
-          <w:tcPr>
-            <w:tcW w:type="dxa" w:w="2340"/>
-            <w:shd w:val="clear" w:color="auto" w:fill="f8fafc"/>
-          </w:tcPr>
-          <w:p>
-            <w:pPr>
-              <w:jc w:val="center"/>
-            </w:pPr>
-            <w:r>
-              <w:rPr>
-                <w:b w:val="0"/>
-                <w:sz w:val="20"/>
-              </w:rPr>
-              <w:t>4,827</w:t>
-            </w:r>
-          </w:p>
-        </w:tc>
-        <w:tc>
-          <w:tcPr>
-            <w:tcW w:type="dxa" w:w="2340"/>
-            <w:shd w:val="clear" w:color="auto" w:fill="f8fafc"/>
-          </w:tcPr>
-          <w:p>
-            <w:pPr>
-              <w:jc w:val="left"/>
-            </w:pPr>
-            <w:r>
-              <w:rPr>
-                <w:b w:val="0"/>
-                <w:sz w:val="20"/>
-              </w:rPr>
-              <w:t>N/A — volume metric</w:t>
-            </w:r>
-          </w:p>
-        </w:tc>
-        <w:tc>
-          <w:tcPr>
-            <w:tcW w:type="dxa" w:w="2340"/>
-            <w:shd w:val="clear" w:color="auto" w:fill="d1fae5"/>
-          </w:tcPr>
-          <w:p>
-            <w:pPr>
-              <w:jc w:val="center"/>
-            </w:pPr>
-            <w:r>
-              <w:rPr>
-                <w:b/>
-                <w:sz w:val="20"/>
-              </w:rPr>
-              <w:t>✅ Normal</w:t>
-            </w:r>
-          </w:p>
-        </w:tc>
-      </w:tr>
-      <w:tr>
-        <w:tc>
-          <w:tcPr>
-            <w:tcW w:type="dxa" w:w="2340"/>
-            <w:shd w:val="clear" w:color="auto" w:fill="f8fafc"/>
-          </w:tcPr>
-          <w:p>
-            <w:pPr>
-              <w:jc w:val="left"/>
-            </w:pPr>
-            <w:r>
-              <w:rPr>
-                <w:b/>
-                <w:sz w:val="20"/>
-              </w:rPr>
-              <w:t>Success Rate</w:t>
-            </w:r>
-          </w:p>
-        </w:tc>
-        <w:tc>
-          <w:tcPr>
-            <w:tcW w:type="dxa" w:w="2340"/>
-            <w:shd w:val="clear" w:color="auto" w:fill="f8fafc"/>
-          </w:tcPr>
-          <w:p>
-            <w:pPr>
-              <w:jc w:val="center"/>
-            </w:pPr>
-            <w:r>
-              <w:rPr>
-                <w:b w:val="0"/>
-                <w:sz w:val="20"/>
-              </w:rPr>
-              <w:t>97.4%</w:t>
-            </w:r>
-          </w:p>
-        </w:tc>
-        <w:tc>
-          <w:tcPr>
-            <w:tcW w:type="dxa" w:w="2340"/>
-            <w:shd w:val="clear" w:color="auto" w:fill="f8fafc"/>
-          </w:tcPr>
-          <w:p>
-            <w:pPr>
-              <w:jc w:val="left"/>
-            </w:pPr>
-            <w:r>
-              <w:rPr>
-                <w:b w:val="0"/>
-                <w:sz w:val="20"/>
-              </w:rPr>
-              <w:t>≥ 95%</w:t>
-            </w:r>
-          </w:p>
-        </w:tc>
-        <w:tc>
-          <w:tcPr>
-            <w:tcW w:type="dxa" w:w="2340"/>
-            <w:shd w:val="clear" w:color="auto" w:fill="d1fae5"/>
-          </w:tcPr>
-          <w:p>
-            <w:pPr>
-              <w:jc w:val="center"/>
-            </w:pPr>
-            <w:r>
-              <w:rPr>
-                <w:b/>
-                <w:sz w:val="20"/>
-              </w:rPr>
-              <w:t>✅ Exceeds</w:t>
-            </w:r>
-          </w:p>
-        </w:tc>
-      </w:tr>
-      <w:tr>
-        <w:tc>
-          <w:tcPr>
-            <w:tcW w:type="dxa" w:w="2340"/>
-            <w:shd w:val="clear" w:color="auto" w:fill="f8fafc"/>
-          </w:tcPr>
-          <w:p>
-            <w:pPr>
-              <w:jc w:val="left"/>
-            </w:pPr>
-            <w:r>
-              <w:rPr>
-                <w:b/>
-                <w:sz w:val="20"/>
-              </w:rPr>
-              <w:t>Failed Orders</w:t>
-            </w:r>
-          </w:p>
-        </w:tc>
-        <w:tc>
-          <w:tcPr>
-            <w:tcW w:type="dxa" w:w="2340"/>
-            <w:shd w:val="clear" w:color="auto" w:fill="f8fafc"/>
-          </w:tcPr>
-          <w:p>
-            <w:pPr>
-              <w:jc w:val="center"/>
-            </w:pPr>
-            <w:r>
-              <w:rPr>
-                <w:b w:val="0"/>
-                <w:sz w:val="20"/>
-              </w:rPr>
-              <w:t>125 (2.6%)</w:t>
-            </w:r>
-          </w:p>
-        </w:tc>
-        <w:tc>
-          <w:tcPr>
-            <w:tcW w:type="dxa" w:w="2340"/>
-            <w:shd w:val="clear" w:color="auto" w:fill="f8fafc"/>
-          </w:tcPr>
-          <w:p>
-            <w:pPr>
-              <w:jc w:val="left"/>
-            </w:pPr>
-            <w:r>
-              <w:rPr>
-                <w:b w:val="0"/>
-                <w:sz w:val="20"/>
-              </w:rPr>
-              <w:t>≤ 5%</w:t>
-            </w:r>
-          </w:p>
-        </w:tc>
-        <w:tc>
-          <w:tcPr>
-            <w:tcW w:type="dxa" w:w="2340"/>
-            <w:shd w:val="clear" w:color="auto" w:fill="d1fae5"/>
-          </w:tcPr>
-          <w:p>
-            <w:pPr>
-              <w:jc w:val="center"/>
-            </w:pPr>
-            <w:r>
-              <w:rPr>
-                <w:b/>
-                <w:sz w:val="20"/>
-              </w:rPr>
-              <w:t>✅ In Range</w:t>
-            </w:r>
-          </w:p>
-        </w:tc>
-      </w:tr>
-      <w:tr>
-        <w:tc>
-          <w:tcPr>
-            <w:tcW w:type="dxa" w:w="2340"/>
-            <w:shd w:val="clear" w:color="auto" w:fill="f8fafc"/>
-          </w:tcPr>
-          <w:p>
-            <w:pPr>
-              <w:jc w:val="left"/>
-            </w:pPr>
-            <w:r>
-              <w:rPr>
-                <w:b/>
-                <w:sz w:val="20"/>
-              </w:rPr>
-              <w:t>Retries Executed</w:t>
-            </w:r>
-          </w:p>
-        </w:tc>
-        <w:tc>
-          <w:tcPr>
-            <w:tcW w:type="dxa" w:w="2340"/>
-            <w:shd w:val="clear" w:color="auto" w:fill="f8fafc"/>
-          </w:tcPr>
-          <w:p>
-            <w:pPr>
-              <w:jc w:val="center"/>
-            </w:pPr>
-            <w:r>
-              <w:rPr>
-                <w:b w:val="0"/>
-                <w:sz w:val="20"/>
-              </w:rPr>
-              <w:t>218 (4.5%)</w:t>
-            </w:r>
-          </w:p>
-        </w:tc>
-        <w:tc>
-          <w:tcPr>
-            <w:tcW w:type="dxa" w:w="2340"/>
-            <w:shd w:val="clear" w:color="auto" w:fill="f8fafc"/>
-          </w:tcPr>
-          <w:p>
-            <w:pPr>
-              <w:jc w:val="left"/>
-            </w:pPr>
-            <w:r>
-              <w:rPr>
-                <w:b w:val="0"/>
-                <w:sz w:val="20"/>
-              </w:rPr>
-              <w:t>≤ 10%</w:t>
-            </w:r>
-          </w:p>
-        </w:tc>
-        <w:tc>
-          <w:tcPr>
-            <w:tcW w:type="dxa" w:w="2340"/>
-            <w:shd w:val="clear" w:color="auto" w:fill="d1fae5"/>
-          </w:tcPr>
-          <w:p>
-            <w:pPr>
-              <w:jc w:val="center"/>
-            </w:pPr>
-            <w:r>
-              <w:rPr>
-                <w:b/>
-                <w:sz w:val="20"/>
-              </w:rPr>
-              <w:t>✅ Normal</w:t>
-            </w:r>
-          </w:p>
-        </w:tc>
-      </w:tr>
-      <w:tr>
-        <w:tc>
-          <w:tcPr>
-            <w:tcW w:type="dxa" w:w="2340"/>
-            <w:shd w:val="clear" w:color="auto" w:fill="f8fafc"/>
-          </w:tcPr>
-          <w:p>
-            <w:pPr>
-              <w:jc w:val="left"/>
-            </w:pPr>
-            <w:r>
-              <w:rPr>
-                <w:b/>
-                <w:sz w:val="20"/>
-              </w:rPr>
-              <w:t>Avg Processing Time</w:t>
-            </w:r>
-          </w:p>
-        </w:tc>
-        <w:tc>
-          <w:tcPr>
-            <w:tcW w:type="dxa" w:w="2340"/>
-            <w:shd w:val="clear" w:color="auto" w:fill="f8fafc"/>
-          </w:tcPr>
-          <w:p>
-            <w:pPr>
-              <w:jc w:val="center"/>
-            </w:pPr>
-            <w:r>
-              <w:rPr>
-                <w:b w:val="0"/>
-                <w:sz w:val="20"/>
-              </w:rPr>
-              <w:t>1.8 min</w:t>
-            </w:r>
-          </w:p>
-        </w:tc>
-        <w:tc>
-          <w:tcPr>
-            <w:tcW w:type="dxa" w:w="2340"/>
-            <w:shd w:val="clear" w:color="auto" w:fill="f8fafc"/>
-          </w:tcPr>
-          <w:p>
-            <w:pPr>
-              <w:jc w:val="left"/>
-            </w:pPr>
-            <w:r>
-              <w:rPr>
-                <w:b w:val="0"/>
-                <w:sz w:val="20"/>
-              </w:rPr>
-              <w:t>≤ 4 min</w:t>
-            </w:r>
-          </w:p>
-        </w:tc>
-        <w:tc>
-          <w:tcPr>
-            <w:tcW w:type="dxa" w:w="2340"/>
-            <w:shd w:val="clear" w:color="auto" w:fill="d1fae5"/>
-          </w:tcPr>
-          <w:p>
-            <w:pPr>
-              <w:jc w:val="center"/>
-            </w:pPr>
-            <w:r>
-              <w:rPr>
-                <w:b/>
-                <w:sz w:val="20"/>
-              </w:rPr>
-              <w:t>✅ Exceeds</w:t>
-            </w:r>
-          </w:p>
-        </w:tc>
-      </w:tr>
-      <w:tr>
-        <w:tc>
-          <w:tcPr>
-            <w:tcW w:type="dxa" w:w="2340"/>
-            <w:shd w:val="clear" w:color="auto" w:fill="f8fafc"/>
-          </w:tcPr>
-          <w:p>
-            <w:pPr>
-              <w:jc w:val="left"/>
-            </w:pPr>
-            <w:r>
-              <w:rPr>
-                <w:b/>
-                <w:sz w:val="20"/>
-              </w:rPr>
-              <w:t>Bot Uptime (30 days)</w:t>
-            </w:r>
-          </w:p>
-        </w:tc>
-        <w:tc>
-          <w:tcPr>
-            <w:tcW w:type="dxa" w:w="2340"/>
-            <w:shd w:val="clear" w:color="auto" w:fill="f8fafc"/>
-          </w:tcPr>
-          <w:p>
-            <w:pPr>
-              <w:jc w:val="center"/>
-            </w:pPr>
-            <w:r>
-              <w:rPr>
-                <w:b w:val="0"/>
-                <w:sz w:val="20"/>
-              </w:rPr>
-              <w:t>99.2%</w:t>
-            </w:r>
-          </w:p>
-        </w:tc>
-        <w:tc>
-          <w:tcPr>
-            <w:tcW w:type="dxa" w:w="2340"/>
-            <w:shd w:val="clear" w:color="auto" w:fill="f8fafc"/>
-          </w:tcPr>
-          <w:p>
-            <w:pPr>
-              <w:jc w:val="left"/>
-            </w:pPr>
-            <w:r>
-              <w:rPr>
-                <w:b w:val="0"/>
-                <w:sz w:val="20"/>
-              </w:rPr>
-              <w:t>≥ 99%</w:t>
-            </w:r>
-          </w:p>
-        </w:tc>
-        <w:tc>
-          <w:tcPr>
-            <w:tcW w:type="dxa" w:w="2340"/>
-            <w:shd w:val="clear" w:color="auto" w:fill="d1fae5"/>
-          </w:tcPr>
-          <w:p>
-            <w:pPr>
-              <w:jc w:val="center"/>
-            </w:pPr>
-            <w:r>
-              <w:rPr>
-                <w:b/>
-                <w:sz w:val="20"/>
-              </w:rPr>
-              <w:t>✅ Exceeds</w:t>
-            </w:r>
-          </w:p>
-        </w:tc>
-      </w:tr>
-      <w:tr>
-        <w:tc>
-          <w:tcPr>
-            <w:tcW w:type="dxa" w:w="2340"/>
-            <w:shd w:val="clear" w:color="auto" w:fill="f8fafc"/>
-          </w:tcPr>
-          <w:p>
-            <w:pPr>
-              <w:jc w:val="left"/>
-            </w:pPr>
-            <w:r>
-              <w:rPr>
-                <w:b/>
-                <w:sz w:val="20"/>
-              </w:rPr>
-              <w:t>Queue Depth (New)</w:t>
-            </w:r>
-          </w:p>
-        </w:tc>
-        <w:tc>
-          <w:tcPr>
-            <w:tcW w:type="dxa" w:w="2340"/>
-            <w:shd w:val="clear" w:color="auto" w:fill="f8fafc"/>
-          </w:tcPr>
-          <w:p>
-            <w:pPr>
-              <w:jc w:val="center"/>
-            </w:pPr>
-            <w:r>
-              <w:rPr>
-                <w:b w:val="0"/>
-                <w:sz w:val="20"/>
-              </w:rPr>
-              <w:t>47 items</w:t>
-            </w:r>
-          </w:p>
-        </w:tc>
-        <w:tc>
-          <w:tcPr>
-            <w:tcW w:type="dxa" w:w="2340"/>
-            <w:shd w:val="clear" w:color="auto" w:fill="f8fafc"/>
-          </w:tcPr>
-          <w:p>
-            <w:pPr>
-              <w:jc w:val="left"/>
-            </w:pPr>
-            <w:r>
-              <w:rPr>
-                <w:b w:val="0"/>
-                <w:sz w:val="20"/>
-              </w:rPr>
-              <w:t>&lt; 200 items</w:t>
-            </w:r>
-          </w:p>
-        </w:tc>
-        <w:tc>
-          <w:tcPr>
-            <w:tcW w:type="dxa" w:w="2340"/>
-            <w:shd w:val="clear" w:color="auto" w:fill="d1fae5"/>
-          </w:tcPr>
-          <w:p>
-            <w:pPr>
-              <w:jc w:val="center"/>
-            </w:pPr>
-            <w:r>
-              <w:rPr>
-                <w:b/>
-                <w:sz w:val="20"/>
-              </w:rPr>
-              <w:t>✅ Normal</w:t>
-            </w:r>
-          </w:p>
-        </w:tc>
-      </w:tr>
-      <w:tr>
-        <w:tc>
-          <w:tcPr>
-            <w:tcW w:type="dxa" w:w="2340"/>
-            <w:shd w:val="clear" w:color="auto" w:fill="f8fafc"/>
-          </w:tcPr>
-          <w:p>
-            <w:pPr>
-              <w:jc w:val="left"/>
-            </w:pPr>
-            <w:r>
-              <w:rPr>
-                <w:b/>
-                <w:sz w:val="20"/>
-              </w:rPr>
-              <w:t>Exception Queue</w:t>
-            </w:r>
-          </w:p>
-        </w:tc>
-        <w:tc>
-          <w:tcPr>
-            <w:tcW w:type="dxa" w:w="2340"/>
-            <w:shd w:val="clear" w:color="auto" w:fill="f8fafc"/>
-          </w:tcPr>
-          <w:p>
-            <w:pPr>
-              <w:jc w:val="center"/>
-            </w:pPr>
-            <w:r>
-              <w:rPr>
-                <w:b w:val="0"/>
-                <w:sz w:val="20"/>
-              </w:rPr>
-              <w:t>23 items</w:t>
-            </w:r>
-          </w:p>
-        </w:tc>
-        <w:tc>
-          <w:tcPr>
-            <w:tcW w:type="dxa" w:w="2340"/>
-            <w:shd w:val="clear" w:color="auto" w:fill="f8fafc"/>
-          </w:tcPr>
-          <w:p>
-            <w:pPr>
-              <w:jc w:val="left"/>
-            </w:pPr>
-            <w:r>
-              <w:rPr>
-                <w:b w:val="0"/>
-                <w:sz w:val="20"/>
-              </w:rPr>
-              <w:t>&lt; 50 items</w:t>
-            </w:r>
-          </w:p>
-        </w:tc>
-        <w:tc>
-          <w:tcPr>
-            <w:tcW w:type="dxa" w:w="2340"/>
-            <w:shd w:val="clear" w:color="auto" w:fill="fef3c7"/>
-          </w:tcPr>
-          <w:p>
-            <w:pPr>
-              <w:jc w:val="center"/>
-            </w:pPr>
-            <w:r>
-              <w:rPr>
-                <w:b/>
-                <w:sz w:val="20"/>
-              </w:rPr>
-              <w:t>⚠️ Monitor</w:t>
-            </w:r>
-          </w:p>
-        </w:tc>
-      </w:tr>
-      <w:tr>
-        <w:tc>
-          <w:tcPr>
-            <w:tcW w:type="dxa" w:w="2340"/>
-            <w:shd w:val="clear" w:color="auto" w:fill="f8fafc"/>
-          </w:tcPr>
-          <w:p>
-            <w:pPr>
-              <w:jc w:val="left"/>
-            </w:pPr>
-            <w:r>
-              <w:rPr>
-                <w:b/>
-                <w:sz w:val="20"/>
-              </w:rPr>
-              <w:t>Dead Letter Queue</w:t>
-            </w:r>
-          </w:p>
-        </w:tc>
-        <w:tc>
-          <w:tcPr>
-            <w:tcW w:type="dxa" w:w="2340"/>
-            <w:shd w:val="clear" w:color="auto" w:fill="f8fafc"/>
-          </w:tcPr>
-          <w:p>
-            <w:pPr>
-              <w:jc w:val="center"/>
-            </w:pPr>
-            <w:r>
-              <w:rPr>
-                <w:b w:val="0"/>
-                <w:sz w:val="20"/>
-              </w:rPr>
-              <w:t>5 items</w:t>
-            </w:r>
-          </w:p>
-        </w:tc>
-        <w:tc>
-          <w:tcPr>
-            <w:tcW w:type="dxa" w:w="2340"/>
-            <w:shd w:val="clear" w:color="auto" w:fill="f8fafc"/>
-          </w:tcPr>
-          <w:p>
-            <w:pPr>
-              <w:jc w:val="left"/>
-            </w:pPr>
-            <w:r>
-              <w:rPr>
-                <w:b w:val="0"/>
-                <w:sz w:val="20"/>
-              </w:rPr>
-              <w:t>0 items</w:t>
-            </w:r>
-          </w:p>
-        </w:tc>
-        <w:tc>
-          <w:tcPr>
-            <w:tcW w:type="dxa" w:w="2340"/>
-            <w:shd w:val="clear" w:color="auto" w:fill="fee2e2"/>
-          </w:tcPr>
-          <w:p>
-            <w:pPr>
-              <w:jc w:val="center"/>
-            </w:pPr>
-            <w:r>
-              <w:rPr>
-                <w:b/>
-                <w:sz w:val="20"/>
-              </w:rPr>
-              <w:t>🚨 Action</w:t>
-            </w:r>
-          </w:p>
-        </w:tc>
-      </w:tr>
-    </w:tbl>
-    <w:p/>
-    <w:p>
-      <w:pPr>
-        <w:spacing w:before="240" w:after="120"/>
-      </w:pPr>
-      <w:r>
-        <w:rPr>
-          <w:b/>
-          <w:color w:val="1A3A5C"/>
-          <w:sz w:val="28"/>
-        </w:rPr>
-        <w:t>Active Alerts Summary</w:t>
+        <w:t>Vibe coding is a modern AI-assisted development approach where the developer describes what they want in natural language, and Claude Code generates, refines, and iterates on the actual code. The developer acts as architect and reviewer — the AI handles implementation details.</w:t>
       </w:r>
     </w:p>
     <w:p>
       <w:pPr>
-        <w:ind w:left="360"/>
+        <w:spacing w:after="80"/>
+        <w:ind w:left="288"/>
       </w:pPr>
       <w:r>
         <w:rPr>
           <w:b/>
           <w:sz w:val="21"/>
         </w:rPr>
-        <w:t xml:space="preserve">✅ CLEAR: </w:t>
+        <w:t xml:space="preserve">• Prompt Engineering: </w:t>
       </w:r>
       <w:r>
         <w:rPr>
           <w:sz w:val="21"/>
         </w:rPr>
-        <w:t>System Health — All 5 bots operational. Success rate 97.4% above SLA.</w:t>
+        <w:t>Full project requirements described in natural language → Claude structured architecture, layout, and data models.</w:t>
       </w:r>
     </w:p>
     <w:p>
       <w:pPr>
-        <w:ind w:left="360"/>
+        <w:spacing w:after="80"/>
+        <w:ind w:left="288"/>
       </w:pPr>
       <w:r>
         <w:rPr>
           <w:b/>
           <w:sz w:val="21"/>
         </w:rPr>
-        <w:t xml:space="preserve">⚠️ MEDIUM: </w:t>
+        <w:t xml:space="preserve">• UI/UX Generation: </w:t>
       </w:r>
       <w:r>
         <w:rPr>
           <w:sz w:val="21"/>
         </w:rPr>
-        <w:t>Exception Queue — 23 items, 7 approaching 2-hour SLA deadline.</w:t>
+        <w:t>Design specs like 'enterprise-style, navy/gold color scheme' became actual CSS gradients and grid systems.</w:t>
       </w:r>
     </w:p>
     <w:p>
       <w:pPr>
-        <w:ind w:left="360"/>
+        <w:spacing w:after="80"/>
+        <w:ind w:left="288"/>
       </w:pPr>
       <w:r>
         <w:rPr>
           <w:b/>
           <w:sz w:val="21"/>
         </w:rPr>
-        <w:t xml:space="preserve">ℹ️ INFO: </w:t>
+        <w:t xml:space="preserve">• Domain Synthesis: </w:t>
       </w:r>
       <w:r>
         <w:rPr>
           <w:sz w:val="21"/>
         </w:rPr>
-        <w:t>Maintenance Tonight — Selector library v2.4 + DB index rebuild at 2:00 AM.</w:t>
+        <w:t>RPA error scenarios with realistic names and root causes synthesized from domain context.</w:t>
       </w:r>
     </w:p>
     <w:p>
       <w:pPr>
-        <w:ind w:left="360"/>
+        <w:spacing w:after="80"/>
+        <w:ind w:left="288"/>
       </w:pPr>
       <w:r>
         <w:rPr>
           <w:b/>
           <w:sz w:val="21"/>
         </w:rPr>
-        <w:t xml:space="preserve">🚨 CRITICAL: </w:t>
+        <w:t xml:space="preserve">• Iterative Refinement: </w:t>
       </w:r>
       <w:r>
         <w:rPr>
           <w:sz w:val="21"/>
         </w:rPr>
-        <w:t>Dead Letter Queue — 5 orders with undocumented error code 9042 from payment gateway.</w:t>
-      </w:r>
-    </w:p>
-    <w:p/>
-    <w:p>
-      <w:pPr>
-        <w:spacing w:before="240" w:after="120"/>
-      </w:pPr>
-      <w:r>
-        <w:rPr>
-          <w:b/>
-          <w:color w:val="1A3A5C"/>
-          <w:sz w:val="36"/>
-        </w:rPr>
-        <w:t>Section 5: AI-Assisted Development — Vibe Coding with Claude Code</w:t>
+        <w:t>Prompt → generate → review → refine loop. The decision flow evolved from a list to a visual step flow.</w:t>
       </w:r>
     </w:p>
     <w:p>
       <w:pPr>
         <w:spacing w:after="80"/>
-      </w:pPr>
-      <w:r>
-        <w:rPr>
-          <w:b w:val="0"/>
-          <w:sz w:val="21"/>
-        </w:rPr>
-        <w:t>Vibe coding is a modern AI-assisted development approach where the developer describes what they want in natural language, and an AI (Claude Code) generates, refines, and iterates on the actual code. The developer acts as architect and reviewer — the AI handles implementation details.</w:t>
-      </w:r>
-    </w:p>
-    <w:p>
-      <w:pPr>
-        <w:spacing w:before="240" w:after="120"/>
+        <w:ind w:left="288"/>
       </w:pPr>
       <w:r>
         <w:rPr>
           <w:b/>
-          <w:color w:val="2563EB"/>
-          <w:sz w:val="24"/>
+          <w:sz w:val="21"/>
         </w:rPr>
-        <w:t>Prompt Engineering for Architecture</w:t>
+        <w:t xml:space="preserve">• Full Stack Generation: </w:t>
+      </w:r>
+      <w:r>
+        <w:rPr>
+          <w:sz w:val="21"/>
+        </w:rPr>
+        <w:t>HTML/CSS/JS, Python PPT/Word scripts, GitHub setup, video script — all from conversational prompts.</w:t>
       </w:r>
     </w:p>
     <w:p>
       <w:pPr>
         <w:spacing w:after="80"/>
-      </w:pPr>
-      <w:r>
-        <w:rPr>
-          <w:b w:val="0"/>
-          <w:sz w:val="21"/>
-        </w:rPr>
-        <w:t>The full project requirements were described in natural language. Claude Code structured the entire component architecture, section layout, and data models from plain English descriptions.</w:t>
-      </w:r>
-    </w:p>
-    <w:p>
-      <w:pPr>
-        <w:spacing w:before="240" w:after="120"/>
+        <w:ind w:left="288"/>
       </w:pPr>
       <w:r>
         <w:rPr>
           <w:b/>
-          <w:color w:val="2563EB"/>
-          <w:sz w:val="24"/>
+          <w:sz w:val="21"/>
         </w:rPr>
-        <w:t>UI/UX Generation via Natural Language</w:t>
+        <w:t xml:space="preserve">• Consistent Mock Data: </w:t>
       </w:r>
-    </w:p>
-    <w:p>
-      <w:pPr>
-        <w:spacing w:after="80"/>
-      </w:pPr>
       <w:r>
         <w:rPr>
-          <w:b w:val="0"/>
           <w:sz w:val="21"/>
         </w:rPr>
-        <w:t>Design specifications like 'enterprise-style, navy/gold color scheme, card-based layout' were translated into actual CSS custom properties, gradient definitions, and grid systems.</w:t>
-      </w:r>
-    </w:p>
-    <w:p>
-      <w:pPr>
-        <w:spacing w:before="240" w:after="120"/>
-      </w:pPr>
-      <w:r>
-        <w:rPr>
-          <w:b/>
-          <w:color w:val="2563EB"/>
-          <w:sz w:val="24"/>
-        </w:rPr>
-        <w:t>Domain Content Synthesis</w:t>
-      </w:r>
-    </w:p>
-    <w:p>
-      <w:pPr>
-        <w:spacing w:after="80"/>
-      </w:pPr>
-      <w:r>
-        <w:rPr>
-          <w:b w:val="0"/>
-          <w:sz w:val="21"/>
-        </w:rPr>
-        <w:t>RPA error scenarios with realistic names, root causes, and business impacts were synthesized by feeding Claude the domain context — combining UiPath platform knowledge with e-commerce workflows.</w:t>
-      </w:r>
-    </w:p>
-    <w:p>
-      <w:pPr>
-        <w:spacing w:before="240" w:after="120"/>
-      </w:pPr>
-      <w:r>
-        <w:rPr>
-          <w:b/>
-          <w:color w:val="2563EB"/>
-          <w:sz w:val="24"/>
-        </w:rPr>
-        <w:t>Iterative Refinement Loop</w:t>
-      </w:r>
-    </w:p>
-    <w:p>
-      <w:pPr>
-        <w:spacing w:after="80"/>
-      </w:pPr>
-      <w:r>
-        <w:rPr>
-          <w:b w:val="0"/>
-          <w:sz w:val="21"/>
-        </w:rPr>
-        <w:t>The development process was iterative: prompt → generate → review → refine. Each section was improved through natural language feedback rather than manual code editing.</w:t>
-      </w:r>
-    </w:p>
-    <w:p>
-      <w:pPr>
-        <w:spacing w:before="240" w:after="120"/>
-      </w:pPr>
-      <w:r>
-        <w:rPr>
-          <w:b/>
-          <w:color w:val="2563EB"/>
-          <w:sz w:val="24"/>
-        </w:rPr>
-        <w:t>Full Stack Generation</w:t>
-      </w:r>
-    </w:p>
-    <w:p>
-      <w:pPr>
-        <w:spacing w:after="80"/>
-      </w:pPr>
-      <w:r>
-        <w:rPr>
-          <w:b w:val="0"/>
-          <w:sz w:val="21"/>
-        </w:rPr>
-        <w:t>Claude Code generated: HTML/CSS/JS website, Python PPT/Word scripts, folder structure, GitHub setup commands, and the video script — all from conversational prompts.</w:t>
-      </w:r>
-    </w:p>
-    <w:p>
-      <w:pPr>
-        <w:spacing w:before="240" w:after="120"/>
-      </w:pPr>
-      <w:r>
-        <w:rPr>
-          <w:b/>
-          <w:color w:val="2563EB"/>
-          <w:sz w:val="24"/>
-        </w:rPr>
-        <w:t>Consistent Mock Data</w:t>
-      </w:r>
-    </w:p>
-    <w:p>
-      <w:pPr>
-        <w:spacing w:after="80"/>
-      </w:pPr>
-      <w:r>
-        <w:rPr>
-          <w:b w:val="0"/>
-          <w:sz w:val="21"/>
-        </w:rPr>
-        <w:t>Dashboard KPIs were generated to be internally consistent and realistic. Before/after metrics logically aligned with the described optimization improvements.</w:t>
+        <w:t>Dashboard KPIs internally consistent; before/after metrics logically aligned with optimizations.</w:t>
       </w:r>
     </w:p>
     <w:sectPr>
       <w:pgSz w:w="12240" w:h="15840"/>
-      <w:pgMar w:top="1296" w:right="1440" w:bottom="1296" w:left="1440" w:header="720" w:footer="720" w:gutter="0"/>
+      <w:pgMar w:top="1224" w:right="1224" w:bottom="1224" w:left="1224" w:header="720" w:footer="720" w:gutter="0"/>
       <w:cols w:space="720"/>
       <w:docGrid w:linePitch="360"/>
     </w:sectPr>

--- a/word-docs/Sections_4_5_Dashboard_AI.docx
+++ b/word-docs/Sections_4_5_Dashboard_AI.docx
@@ -462,7 +462,7 @@
         <w:rPr>
           <w:sz w:val="21"/>
         </w:rPr>
-        <w:t>HTML/CSS/JS, Python PPT/Word scripts, GitHub setup, video script — all from conversational prompts.</w:t>
+        <w:t>Generated complete HTML/CSS/JS website, GitHub repository setup, and video script — all through an AI-assisted development workflow.</w:t>
       </w:r>
     </w:p>
     <w:p>
